--- a/public/samples/resume-cv_004.docx
+++ b/public/samples/resume-cv_004.docx
@@ -3,68 +3,238 @@
 <w:document xmlns:wpc="http://schemas.microsoft.com/office/word/2010/wordprocessingCanvas" xmlns:mo="http://schemas.microsoft.com/office/mac/office/2008/main" xmlns:mc="http://schemas.openxmlformats.org/markup-compatibility/2006" xmlns:mv="urn:schemas-microsoft-com:mac:vml" xmlns:o="urn:schemas-microsoft-com:office:office" xmlns:r="http://schemas.openxmlformats.org/officeDocument/2006/relationships" xmlns:m="http://schemas.openxmlformats.org/officeDocument/2006/math" xmlns:v="urn:schemas-microsoft-com:vml" xmlns:wp14="http://schemas.microsoft.com/office/word/2010/wordprocessingDrawing" xmlns:wp="http://schemas.openxmlformats.org/drawingml/2006/wordprocessingDrawing" xmlns:w10="urn:schemas-microsoft-com:office:word" xmlns:w="http://schemas.openxmlformats.org/wordprocessingml/2006/main" xmlns:w14="http://schemas.microsoft.com/office/word/2010/wordml" xmlns:wpg="http://schemas.microsoft.com/office/word/2010/wordprocessingGroup" xmlns:wpi="http://schemas.microsoft.com/office/word/2010/wordprocessingInk" xmlns:wne="http://schemas.microsoft.com/office/word/2006/wordml" xmlns:wps="http://schemas.microsoft.com/office/word/2010/wordprocessingShape" mc:Ignorable="w14 wp14">
   <w:body>
     <w:p>
+      <w:pPr>
+        <w:spacing w:after="60"/>
+      </w:pPr>
       <w:r>
-        <w:t>姓名：陈思齐</w:t>
+        <w:rPr>
+          <w:b/>
+          <w:color w:val="111111"/>
+          <w:sz w:val="48"/>
+        </w:rPr>
+        <w:t>陈思齐</w:t>
+      </w:r>
+    </w:p>
+    <w:p>
+      <w:pPr>
+        <w:spacing w:after="240"/>
+      </w:pPr>
+      <w:r>
+        <w:rPr>
+          <w:color w:val="555555"/>
+          <w:sz w:val="20"/>
+        </w:rPr>
+        <w:t>求职意向：大模型应用工程师　｜　3 年经验　｜　期望：20-32K</w:t>
+      </w:r>
+    </w:p>
+    <w:p>
+      <w:pPr>
+        <w:pStyle w:val="Heading1"/>
+      </w:pPr>
+      <w:r>
+        <w:t>个人概况</w:t>
       </w:r>
     </w:p>
     <w:p>
       <w:r>
-        <w:t>求职意向：大模型应用工程师</w:t>
+        <w:t>3 年 NLP 应用经验，主要负责企业知识库问答与 FAQ 机器人。具备 Python、LangChain 和基础 Function Calling 实践，但复杂工具编排、高风险写操作和多智能体生产经验仍需在面试中进一步验证。</w:t>
       </w:r>
     </w:p>
     <w:p>
+      <w:pPr>
+        <w:pStyle w:val="Heading1"/>
+      </w:pPr>
       <w:r>
-        <w:t>教育经历：青城学院 计算机 本科 2018-2022</w:t>
+        <w:t>工作经历</w:t>
       </w:r>
     </w:p>
     <w:p>
+      <w:pPr>
+        <w:pStyle w:val="Heading2"/>
+      </w:pPr>
       <w:r>
-        <w:t>工作经历：</w:t>
+        <w:t>木兰计算｜NLP 应用工程师｜2022.07-至今</w:t>
       </w:r>
     </w:p>
     <w:p>
+      <w:pPr>
+        <w:pStyle w:val="ListBullet"/>
+      </w:pPr>
       <w:r>
-        <w:t>木兰计算 | NLP 应用工程师 | 2022.07-至今（满 3 年）</w:t>
+        <w:t>负责企业知识库问答和 FAQ 机器人，完成文档切分、向量检索、召回重排与引用溯源链路。</w:t>
       </w:r>
     </w:p>
     <w:p>
+      <w:pPr>
+        <w:pStyle w:val="ListBullet"/>
+      </w:pPr>
       <w:r>
-        <w:t>主要做企业知识库问答与 FAQ 机器人，技术栈含 Python、LangChain 检索链。Prompt Engineering 以改系统提示词和拒答策略为主，缺少复杂工具规划。Function Calling 仅对接过「查文档」「查工单状态」两个只读接口，无写操作、无幂等设计。Multi-Agent 停留在技术预研：做过一次规划器 Demo，未上线。</w:t>
+        <w:t>使用 Python、FastAPI 和 LangChain 维护检索服务，服务 12 个客户空间，累计导入约 18 万份文档。</w:t>
       </w:r>
     </w:p>
     <w:p>
+      <w:pPr>
+        <w:pStyle w:val="ListBullet"/>
+      </w:pPr>
       <w:r>
-        <w:t>实习（2021 暑期）做过数据标注平台后端，与 Agent 无关。</w:t>
+        <w:t>优化系统提示词、拒答策略和引用格式，使人工抽检准确率由 64% 提升到 71%。</w:t>
       </w:r>
     </w:p>
     <w:p>
+      <w:pPr>
+        <w:pStyle w:val="ListBullet"/>
+      </w:pPr>
       <w:r>
-        <w:t>项目：</w:t>
+        <w:t>对接“查文档”“查工单状态”两个只读 Function Calling 工具，具备参数 Schema 和基础异常处理经验。</w:t>
       </w:r>
     </w:p>
     <w:p>
+      <w:pPr>
+        <w:pStyle w:val="ListBullet"/>
+      </w:pPr>
       <w:r>
-        <w:t>「木兰问问」RAG 问答，准确率 71%，用户反馈「不会办事只会答」。</w:t>
+        <w:t>参与规划器 Demo 的技术预研，完成任务拆解与顺序执行，但尚未进入正式生产环境。</w:t>
       </w:r>
     </w:p>
     <w:p>
+      <w:pPr>
+        <w:pStyle w:val="Heading2"/>
+      </w:pPr>
       <w:r>
-        <w:t>技能：Python、LangChain、Function Calling、Multi-Agent、Prompt Engineering、RAG</w:t>
+        <w:t>木兰计算｜后端开发实习生｜2021.07-2021.10</w:t>
       </w:r>
     </w:p>
     <w:p>
+      <w:pPr>
+        <w:pStyle w:val="ListBullet"/>
+      </w:pPr>
       <w:r>
-        <w:t>年限刚达标，方向偏问答而非可执行 Agent。</w:t>
+        <w:t>参与数据标注平台的任务分发和结果导出模块，主要使用 Flask 与 MySQL。</w:t>
+      </w:r>
+    </w:p>
+    <w:p>
+      <w:pPr>
+        <w:pStyle w:val="Heading1"/>
+      </w:pPr>
+      <w:r>
+        <w:t>项目经历</w:t>
+      </w:r>
+    </w:p>
+    <w:p>
+      <w:pPr>
+        <w:pStyle w:val="Heading2"/>
+      </w:pPr>
+      <w:r>
+        <w:t>“木兰问问”RAG 知识助手｜核心开发</w:t>
+      </w:r>
+    </w:p>
+    <w:p>
+      <w:pPr>
+        <w:pStyle w:val="ListBullet"/>
+      </w:pPr>
+      <w:r>
+        <w:t>搭建混合检索与文档引用能力，支持 PDF、Word 和网页内容统一入库。</w:t>
+      </w:r>
+    </w:p>
+    <w:p>
+      <w:pPr>
+        <w:pStyle w:val="ListBullet"/>
+      </w:pPr>
+      <w:r>
+        <w:t>建立 200 条问答验收集并跟踪错误类型，当前综合准确率 71%，复杂跨文档问题仍依赖人工。</w:t>
+      </w:r>
+    </w:p>
+    <w:p>
+      <w:pPr>
+        <w:pStyle w:val="ListBullet"/>
+      </w:pPr>
+      <w:r>
+        <w:t>完成工单状态查询工具试点；因缺少写操作权限，尚未验证幂等、补偿和审批机制。</w:t>
+      </w:r>
+    </w:p>
+    <w:p>
+      <w:pPr>
+        <w:pStyle w:val="Heading1"/>
+      </w:pPr>
+      <w:r>
+        <w:t>专业技能</w:t>
+      </w:r>
+    </w:p>
+    <w:p>
+      <w:pPr>
+        <w:pStyle w:val="ListBullet"/>
+      </w:pPr>
+      <w:r>
+        <w:t>熟练：Python、FastAPI、LangChain、RAG、向量检索、Prompt Engineering</w:t>
+      </w:r>
+    </w:p>
+    <w:p>
+      <w:pPr>
+        <w:pStyle w:val="ListBullet"/>
+      </w:pPr>
+      <w:r>
+        <w:t>了解：Function Calling、Multi-Agent、LangGraph、模型评测</w:t>
+      </w:r>
+    </w:p>
+    <w:p>
+      <w:pPr>
+        <w:pStyle w:val="ListBullet"/>
+      </w:pPr>
+      <w:r>
+        <w:t>数据组件：PostgreSQL、MySQL、Elasticsearch、Milvus</w:t>
+      </w:r>
+    </w:p>
+    <w:p>
+      <w:pPr>
+        <w:pStyle w:val="ListBullet"/>
+      </w:pPr>
+      <w:r>
+        <w:t>待加强：复杂任务编排、生产级工具权限、失败重试与可观测性</w:t>
+      </w:r>
+    </w:p>
+    <w:p>
+      <w:pPr>
+        <w:pStyle w:val="Heading1"/>
+      </w:pPr>
+      <w:r>
+        <w:t>教育经历</w:t>
+      </w:r>
+    </w:p>
+    <w:p>
+      <w:pPr>
+        <w:pStyle w:val="ListBullet"/>
+      </w:pPr>
+      <w:r>
+        <w:t>青城学院｜计算机科学与技术｜本科｜2018.09-2022.06</w:t>
       </w:r>
     </w:p>
     <w:sectPr>
+      <w:footerReference w:type="default" r:id="rId9"/>
       <w:pgSz w:w="12240" w:h="15840"/>
-      <w:pgMar w:top="1440" w:right="1800" w:bottom="1440" w:left="1800" w:header="720" w:footer="720" w:gutter="0"/>
+      <w:pgMar w:top="1440" w:right="1440" w:bottom="1440" w:left="1440" w:header="708" w:footer="708" w:gutter="0"/>
       <w:cols w:space="720"/>
       <w:docGrid w:linePitch="360"/>
     </w:sectPr>
   </w:body>
 </w:document>
+</file>
+
+<file path=word/footer1.xml><?xml version="1.0" encoding="utf-8"?>
+<w:ftr xmlns:m="http://schemas.openxmlformats.org/officeDocument/2006/math" xmlns:mc="http://schemas.openxmlformats.org/markup-compatibility/2006" xmlns:mo="http://schemas.microsoft.com/office/mac/office/2008/main" xmlns:mv="urn:schemas-microsoft-com:mac:vml" xmlns:o="urn:schemas-microsoft-com:office:office" xmlns:r="http://schemas.openxmlformats.org/officeDocument/2006/relationships" xmlns:v="urn:schemas-microsoft-com:vml" xmlns:w10="urn:schemas-microsoft-com:office:word" xmlns:w14="http://schemas.microsoft.com/office/word/2010/wordml" xmlns:w="http://schemas.openxmlformats.org/wordprocessingml/2006/main" xmlns:wne="http://schemas.microsoft.com/office/word/2006/wordml" xmlns:wp14="http://schemas.microsoft.com/office/word/2010/wordprocessingDrawing" xmlns:wp="http://schemas.openxmlformats.org/drawingml/2006/wordprocessingDrawing" xmlns:wpc="http://schemas.microsoft.com/office/word/2010/wordprocessingCanvas" xmlns:wpg="http://schemas.microsoft.com/office/word/2010/wordprocessingGroup" xmlns:wpi="http://schemas.microsoft.com/office/word/2010/wordprocessingInk" xmlns:wps="http://schemas.microsoft.com/office/word/2010/wordprocessingShape" mc:Ignorable="w14 wp14">
+  <w:p>
+    <w:pPr>
+      <w:pStyle w:val="Footer"/>
+      <w:jc w:val="center"/>
+    </w:pPr>
+    <w:r>
+      <w:rPr>
+        <w:color w:val="7D7D7D"/>
+        <w:sz w:val="18"/>
+      </w:rPr>
+      <w:t>简历中台公开演示样例 · 人物、组织与数据均为虚构</w:t>
+    </w:r>
+  </w:p>
+</w:ftr>
 </file>
 
 <file path=word/numbering.xml><?xml version="1.0" encoding="utf-8"?>
@@ -430,6 +600,12 @@
     <w:name w:val="Normal"/>
     <w:qFormat/>
     <w:rsid w:val="00FC693F"/>
+    <w:pPr>
+      <w:spacing w:after="120" w:line="300" w:lineRule="auto"/>
+    </w:pPr>
+    <w:rPr>
+      <w:sz w:val="22"/>
+    </w:rPr>
   </w:style>
   <w:style w:type="paragraph" w:styleId="Header">
     <w:name w:val="header"/>
@@ -486,15 +662,15 @@
     <w:pPr>
       <w:keepNext/>
       <w:keepLines/>
-      <w:spacing w:before="480" w:after="0"/>
+      <w:spacing w:before="360" w:after="200"/>
       <w:outlineLvl w:val="0"/>
     </w:pPr>
     <w:rPr>
       <w:rFonts w:asciiTheme="majorHAnsi" w:eastAsiaTheme="majorEastAsia" w:hAnsiTheme="majorHAnsi" w:cstheme="majorBidi"/>
       <w:b/>
       <w:bCs/>
-      <w:color w:val="365F91" w:themeColor="accent1" w:themeShade="BF"/>
-      <w:sz w:val="28"/>
+      <w:color w:val="2E74B5"/>
+      <w:sz w:val="32"/>
       <w:szCs w:val="28"/>
     </w:rPr>
   </w:style>
@@ -510,14 +686,14 @@
     <w:pPr>
       <w:keepNext/>
       <w:keepLines/>
-      <w:spacing w:before="200" w:after="0"/>
+      <w:spacing w:before="280" w:after="140"/>
       <w:outlineLvl w:val="1"/>
     </w:pPr>
     <w:rPr>
       <w:rFonts w:asciiTheme="majorHAnsi" w:eastAsiaTheme="majorEastAsia" w:hAnsiTheme="majorHAnsi" w:cstheme="majorBidi"/>
       <w:b/>
       <w:bCs/>
-      <w:color w:val="4F81BD" w:themeColor="accent1"/>
+      <w:color w:val="2E74B5"/>
       <w:sz w:val="26"/>
       <w:szCs w:val="26"/>
     </w:rPr>
@@ -534,14 +710,15 @@
     <w:pPr>
       <w:keepNext/>
       <w:keepLines/>
-      <w:spacing w:before="200" w:after="0"/>
+      <w:spacing w:before="200" w:after="100"/>
       <w:outlineLvl w:val="2"/>
     </w:pPr>
     <w:rPr>
       <w:rFonts w:asciiTheme="majorHAnsi" w:eastAsiaTheme="majorEastAsia" w:hAnsiTheme="majorHAnsi" w:cstheme="majorBidi"/>
       <w:b/>
       <w:bCs/>
-      <w:color w:val="4F81BD" w:themeColor="accent1"/>
+      <w:color w:val="1F4D78"/>
+      <w:sz w:val="24"/>
     </w:rPr>
   </w:style>
   <w:style w:type="paragraph" w:styleId="Heading4">
@@ -957,8 +1134,13 @@
       <w:numPr>
         <w:numId w:val="1"/>
       </w:numPr>
+      <w:spacing w:after="80" w:line="300" w:lineRule="auto"/>
+      <w:ind w:left="540" w:hanging="271"/>
       <w:contextualSpacing/>
     </w:pPr>
+    <w:rPr>
+      <w:sz w:val="22"/>
+    </w:rPr>
   </w:style>
   <w:style w:type="paragraph" w:styleId="ListBullet2">
     <w:name w:val="List Bullet 2"/>

--- a/public/samples/resume-cv_004.docx
+++ b/public/samples/resume-cv_004.docx
@@ -53,7 +53,7 @@
         <w:pStyle w:val="Heading2"/>
       </w:pPr>
       <w:r>
-        <w:t>木兰计算｜NLP 应用工程师｜2022.07-至今</w:t>
+        <w:t>木兰计算｜NLP 应用工程师｜2023.07-至今</w:t>
       </w:r>
     </w:p>
     <w:p>
@@ -205,7 +205,7 @@
         <w:pStyle w:val="ListBullet"/>
       </w:pPr>
       <w:r>
-        <w:t>青城学院｜计算机科学与技术｜本科｜2018.09-2022.06</w:t>
+        <w:t>青城学院｜计算机科学与技术｜本科</w:t>
       </w:r>
     </w:p>
     <w:sectPr>
